--- a/oracle/platform-suite-20261027/01_scaffold-fastener_扣件式脚手架.docx
+++ b/oracle/platform-suite-20261027/01_scaffold-fastener_扣件式脚手架.docx
@@ -481,7 +481,7 @@
           <w:b w:val="0"/>
           <w:sz w:val="18"/>
         </w:rPr>
-        <w:t>编制说明：本计算书由自研计算内核生成（2026-10-27 19:42），部分系数仍待与品茗 oracle 复核（verified=false）。</w:t>
+        <w:t>编制说明：本计算书由自研计算内核生成（2026-10-27 19:50），部分系数仍待与品茗 oracle 复核（verified=false）。</w:t>
       </w:r>
     </w:p>
     <w:p>

--- a/oracle/platform-suite-20261027/01_scaffold-fastener_扣件式脚手架.docx
+++ b/oracle/platform-suite-20261027/01_scaffold-fastener_扣件式脚手架.docx
@@ -481,7 +481,7 @@
           <w:b w:val="0"/>
           <w:sz w:val="18"/>
         </w:rPr>
-        <w:t>编制说明：本计算书由自研计算内核生成（2026-10-27 19:50），部分系数仍待与品茗 oracle 复核（verified=false）。</w:t>
+        <w:t>编制说明：本计算书由自研计算内核生成（2026-10-27 19:57），部分系数仍待与品茗 oracle 复核（verified=false）。</w:t>
       </w:r>
     </w:p>
     <w:p>
